--- a/BU/CS699/Project/Rissman_Joseph_Zhang_Yue_IntermediateReport.docx
+++ b/BU/CS699/Project/Rissman_Joseph_Zhang_Yue_IntermediateReport.docx
@@ -64,6 +64,853 @@
           <w:rFonts w:ascii="Times New Roman" w:hAnsi="Times New Roman" w:cs="Times New Roman"/>
         </w:rPr>
       </w:pPr>
+      <w:r>
+        <w:rPr>
+          <w:rFonts w:ascii="Times New Roman" w:hAnsi="Times New Roman" w:cs="Times New Roman"/>
+        </w:rPr>
+        <w:t xml:space="preserve">The first step in preprocessing the data set is to </w:t>
+      </w:r>
+      <w:r>
+        <w:rPr>
+          <w:rFonts w:ascii="Times New Roman" w:hAnsi="Times New Roman" w:cs="Times New Roman"/>
+        </w:rPr>
+        <w:t xml:space="preserve">do some manual investigation of the </w:t>
+      </w:r>
+      <w:r>
+        <w:rPr>
+          <w:rFonts w:ascii="Times New Roman" w:hAnsi="Times New Roman" w:cs="Times New Roman"/>
+        </w:rPr>
+        <w:t xml:space="preserve">codebook report to understand the nature of the questions being asked. It became immediately obvious that there are certain sections of the data which record information on how the </w:t>
+      </w:r>
+      <w:r>
+        <w:rPr>
+          <w:rFonts w:ascii="Times New Roman" w:hAnsi="Times New Roman" w:cs="Times New Roman"/>
+        </w:rPr>
+        <w:t>data was collected and contained no useful information about behavioral risk factors.</w:t>
+      </w:r>
+      <w:r>
+        <w:rPr>
+          <w:rFonts w:ascii="Times New Roman" w:hAnsi="Times New Roman" w:cs="Times New Roman"/>
+        </w:rPr>
+        <w:t xml:space="preserve"> The only </w:t>
+      </w:r>
+      <w:r>
+        <w:rPr>
+          <w:rFonts w:ascii="Times New Roman" w:hAnsi="Times New Roman" w:cs="Times New Roman"/>
+        </w:rPr>
+        <w:t>pertinent</w:t>
+      </w:r>
+      <w:r>
+        <w:rPr>
+          <w:rFonts w:ascii="Times New Roman" w:hAnsi="Times New Roman" w:cs="Times New Roman"/>
+        </w:rPr>
+        <w:t xml:space="preserve"> information in these sections is the </w:t>
+      </w:r>
+      <w:r>
+        <w:rPr>
+          <w:rFonts w:ascii="Times New Roman" w:hAnsi="Times New Roman" w:cs="Times New Roman"/>
+        </w:rPr>
+        <w:t xml:space="preserve">age and </w:t>
+      </w:r>
+      <w:r>
+        <w:rPr>
+          <w:rFonts w:ascii="Times New Roman" w:hAnsi="Times New Roman" w:cs="Times New Roman"/>
+        </w:rPr>
+        <w:t xml:space="preserve">sex of the respondent, but this information is </w:t>
+      </w:r>
+      <w:r>
+        <w:rPr>
+          <w:rFonts w:ascii="Times New Roman" w:hAnsi="Times New Roman" w:cs="Times New Roman"/>
+        </w:rPr>
+        <w:t xml:space="preserve">better </w:t>
+      </w:r>
+      <w:r>
+        <w:rPr>
+          <w:rFonts w:ascii="Times New Roman" w:hAnsi="Times New Roman" w:cs="Times New Roman"/>
+        </w:rPr>
+        <w:t xml:space="preserve">captured </w:t>
+      </w:r>
+      <w:r>
+        <w:rPr>
+          <w:rFonts w:ascii="Times New Roman" w:hAnsi="Times New Roman" w:cs="Times New Roman"/>
+        </w:rPr>
+        <w:t>in separate section</w:t>
+      </w:r>
+      <w:r>
+        <w:rPr>
+          <w:rFonts w:ascii="Times New Roman" w:hAnsi="Times New Roman" w:cs="Times New Roman"/>
+        </w:rPr>
+        <w:t>s</w:t>
+      </w:r>
+      <w:r>
+        <w:rPr>
+          <w:rFonts w:ascii="Times New Roman" w:hAnsi="Times New Roman" w:cs="Times New Roman"/>
+        </w:rPr>
+        <w:t>.</w:t>
+      </w:r>
+      <w:r>
+        <w:rPr>
+          <w:rFonts w:ascii="Times New Roman" w:hAnsi="Times New Roman" w:cs="Times New Roman"/>
+        </w:rPr>
+        <w:t xml:space="preserve"> The questions in the </w:t>
+      </w:r>
+      <w:r>
+        <w:rPr>
+          <w:rFonts w:ascii="Times New Roman" w:hAnsi="Times New Roman" w:cs="Times New Roman"/>
+        </w:rPr>
+        <w:t xml:space="preserve">following </w:t>
+      </w:r>
+      <w:r>
+        <w:rPr>
+          <w:rFonts w:ascii="Times New Roman" w:hAnsi="Times New Roman" w:cs="Times New Roman"/>
+        </w:rPr>
+        <w:t xml:space="preserve">sections </w:t>
+      </w:r>
+      <w:r>
+        <w:rPr>
+          <w:rFonts w:ascii="Times New Roman" w:hAnsi="Times New Roman" w:cs="Times New Roman"/>
+        </w:rPr>
+        <w:t xml:space="preserve">were deemed to be unimportant for building a classification model because they only contain information about the </w:t>
+      </w:r>
+      <w:r>
+        <w:rPr>
+          <w:rFonts w:ascii="Times New Roman" w:hAnsi="Times New Roman" w:cs="Times New Roman"/>
+        </w:rPr>
+        <w:t>interview</w:t>
+      </w:r>
+      <w:r>
+        <w:rPr>
+          <w:rFonts w:ascii="Times New Roman" w:hAnsi="Times New Roman" w:cs="Times New Roman"/>
+        </w:rPr>
+        <w:t>:</w:t>
+      </w:r>
+    </w:p>
+    <w:p>
+      <w:pPr>
+        <w:pStyle w:val="ListParagraph"/>
+        <w:numPr>
+          <w:ilvl w:val="0"/>
+          <w:numId w:val="1"/>
+        </w:numPr>
+        <w:rPr>
+          <w:rFonts w:ascii="Times New Roman" w:hAnsi="Times New Roman" w:cs="Times New Roman"/>
+        </w:rPr>
+      </w:pPr>
+      <w:r>
+        <w:rPr>
+          <w:rFonts w:ascii="Times New Roman" w:hAnsi="Times New Roman" w:cs="Times New Roman"/>
+        </w:rPr>
+        <w:t>Section Name: Record Identification</w:t>
+      </w:r>
+    </w:p>
+    <w:p>
+      <w:pPr>
+        <w:pStyle w:val="ListParagraph"/>
+        <w:numPr>
+          <w:ilvl w:val="0"/>
+          <w:numId w:val="1"/>
+        </w:numPr>
+        <w:rPr>
+          <w:rFonts w:ascii="Times New Roman" w:hAnsi="Times New Roman" w:cs="Times New Roman"/>
+        </w:rPr>
+      </w:pPr>
+      <w:r>
+        <w:rPr>
+          <w:rFonts w:ascii="Times New Roman" w:hAnsi="Times New Roman" w:cs="Times New Roman"/>
+        </w:rPr>
+        <w:t>Section Name: Land Line Introduction</w:t>
+      </w:r>
+    </w:p>
+    <w:p>
+      <w:pPr>
+        <w:pStyle w:val="ListParagraph"/>
+        <w:numPr>
+          <w:ilvl w:val="0"/>
+          <w:numId w:val="1"/>
+        </w:numPr>
+        <w:rPr>
+          <w:rFonts w:ascii="Times New Roman" w:hAnsi="Times New Roman" w:cs="Times New Roman"/>
+        </w:rPr>
+      </w:pPr>
+      <w:r>
+        <w:rPr>
+          <w:rFonts w:ascii="Times New Roman" w:hAnsi="Times New Roman" w:cs="Times New Roman"/>
+        </w:rPr>
+        <w:t>Section Name: Cell Phone Introduction</w:t>
+      </w:r>
+    </w:p>
+    <w:p>
+      <w:pPr>
+        <w:pStyle w:val="ListParagraph"/>
+        <w:numPr>
+          <w:ilvl w:val="0"/>
+          <w:numId w:val="1"/>
+        </w:numPr>
+        <w:rPr>
+          <w:rFonts w:ascii="Times New Roman" w:hAnsi="Times New Roman" w:cs="Times New Roman"/>
+        </w:rPr>
+      </w:pPr>
+      <w:r>
+        <w:rPr>
+          <w:rFonts w:ascii="Times New Roman" w:hAnsi="Times New Roman" w:cs="Times New Roman"/>
+        </w:rPr>
+        <w:t>Section Name: Questionnaire Version</w:t>
+      </w:r>
+    </w:p>
+    <w:p>
+      <w:pPr>
+        <w:pStyle w:val="ListParagraph"/>
+        <w:numPr>
+          <w:ilvl w:val="0"/>
+          <w:numId w:val="1"/>
+        </w:numPr>
+        <w:rPr>
+          <w:rFonts w:ascii="Times New Roman" w:hAnsi="Times New Roman" w:cs="Times New Roman"/>
+        </w:rPr>
+      </w:pPr>
+      <w:r>
+        <w:rPr>
+          <w:rFonts w:ascii="Times New Roman" w:hAnsi="Times New Roman" w:cs="Times New Roman"/>
+        </w:rPr>
+        <w:t>Section Name: Questionnaire Language</w:t>
+      </w:r>
+    </w:p>
+    <w:p>
+      <w:pPr>
+        <w:rPr>
+          <w:rFonts w:ascii="Times New Roman" w:hAnsi="Times New Roman" w:cs="Times New Roman"/>
+        </w:rPr>
+      </w:pPr>
+      <w:r>
+        <w:rPr>
+          <w:rFonts w:ascii="Times New Roman" w:hAnsi="Times New Roman" w:cs="Times New Roman"/>
+        </w:rPr>
+        <w:t xml:space="preserve">The </w:t>
+      </w:r>
+      <w:r>
+        <w:rPr>
+          <w:rFonts w:ascii="Times New Roman" w:hAnsi="Times New Roman" w:cs="Times New Roman"/>
+        </w:rPr>
+        <w:t xml:space="preserve">33 </w:t>
+      </w:r>
+      <w:r>
+        <w:rPr>
+          <w:rFonts w:ascii="Times New Roman" w:hAnsi="Times New Roman" w:cs="Times New Roman"/>
+        </w:rPr>
+        <w:t>variables from these sections are manually removed from the dataset.</w:t>
+      </w:r>
+      <w:r>
+        <w:rPr>
+          <w:rFonts w:ascii="Times New Roman" w:hAnsi="Times New Roman" w:cs="Times New Roman"/>
+        </w:rPr>
+        <w:t xml:space="preserve"> This</w:t>
+      </w:r>
+      <w:r>
+        <w:rPr>
+          <w:rFonts w:ascii="Times New Roman" w:hAnsi="Times New Roman" w:cs="Times New Roman"/>
+        </w:rPr>
+        <w:t xml:space="preserve"> reduces the data set from 276 to 243 variables.</w:t>
+      </w:r>
+    </w:p>
+    <w:p>
+      <w:pPr>
+        <w:rPr>
+          <w:rFonts w:ascii="Times New Roman" w:hAnsi="Times New Roman" w:cs="Times New Roman"/>
+        </w:rPr>
+      </w:pPr>
+      <w:r>
+        <w:rPr>
+          <w:rFonts w:ascii="Times New Roman" w:hAnsi="Times New Roman" w:cs="Times New Roman"/>
+        </w:rPr>
+        <w:t xml:space="preserve">The next step in preprocessing the data is to remove variables where </w:t>
+      </w:r>
+      <w:r>
+        <w:rPr>
+          <w:rFonts w:ascii="Times New Roman" w:hAnsi="Times New Roman" w:cs="Times New Roman"/>
+        </w:rPr>
+        <w:t>most of</w:t>
+      </w:r>
+      <w:r>
+        <w:rPr>
+          <w:rFonts w:ascii="Times New Roman" w:hAnsi="Times New Roman" w:cs="Times New Roman"/>
+        </w:rPr>
+        <w:t xml:space="preserve"> the values are missing. We chose a threshold of </w:t>
+      </w:r>
+      <w:r>
+        <w:rPr>
+          <w:rFonts w:ascii="Times New Roman" w:hAnsi="Times New Roman" w:cs="Times New Roman"/>
+        </w:rPr>
+        <w:t>0.75</w:t>
+      </w:r>
+      <w:r>
+        <w:rPr>
+          <w:rFonts w:ascii="Times New Roman" w:hAnsi="Times New Roman" w:cs="Times New Roman"/>
+        </w:rPr>
+        <w:t xml:space="preserve">, so that any variable with greater than 75% of </w:t>
+      </w:r>
+      <w:r>
+        <w:rPr>
+          <w:rFonts w:ascii="Times New Roman" w:hAnsi="Times New Roman" w:cs="Times New Roman"/>
+        </w:rPr>
+        <w:t>tuples</w:t>
+      </w:r>
+      <w:r>
+        <w:rPr>
+          <w:rFonts w:ascii="Times New Roman" w:hAnsi="Times New Roman" w:cs="Times New Roman"/>
+        </w:rPr>
+        <w:t xml:space="preserve"> </w:t>
+      </w:r>
+      <w:r>
+        <w:rPr>
+          <w:rFonts w:ascii="Times New Roman" w:hAnsi="Times New Roman" w:cs="Times New Roman"/>
+        </w:rPr>
+        <w:t>that have</w:t>
+      </w:r>
+      <w:r>
+        <w:rPr>
+          <w:rFonts w:ascii="Times New Roman" w:hAnsi="Times New Roman" w:cs="Times New Roman"/>
+        </w:rPr>
+        <w:t xml:space="preserve"> NA</w:t>
+      </w:r>
+      <w:r>
+        <w:rPr>
+          <w:rFonts w:ascii="Times New Roman" w:hAnsi="Times New Roman" w:cs="Times New Roman"/>
+        </w:rPr>
+        <w:t xml:space="preserve"> is removed from the data set.</w:t>
+      </w:r>
+      <w:r>
+        <w:rPr>
+          <w:rFonts w:ascii="Times New Roman" w:hAnsi="Times New Roman" w:cs="Times New Roman"/>
+        </w:rPr>
+        <w:t xml:space="preserve"> This removes </w:t>
+      </w:r>
+      <w:r>
+        <w:rPr>
+          <w:rFonts w:ascii="Times New Roman" w:hAnsi="Times New Roman" w:cs="Times New Roman"/>
+        </w:rPr>
+        <w:t xml:space="preserve">82 variables and reduces the data set from 243 to </w:t>
+      </w:r>
+      <w:r>
+        <w:rPr>
+          <w:rFonts w:ascii="Times New Roman" w:hAnsi="Times New Roman" w:cs="Times New Roman"/>
+        </w:rPr>
+        <w:t>161 variables.</w:t>
+      </w:r>
+    </w:p>
+    <w:p>
+      <w:pPr>
+        <w:rPr>
+          <w:rFonts w:ascii="Times New Roman" w:hAnsi="Times New Roman" w:cs="Times New Roman"/>
+        </w:rPr>
+      </w:pPr>
+      <w:r>
+        <w:rPr>
+          <w:rFonts w:ascii="Times New Roman" w:hAnsi="Times New Roman" w:cs="Times New Roman"/>
+        </w:rPr>
+        <w:t xml:space="preserve">Then we use the </w:t>
+      </w:r>
+      <w:proofErr w:type="spellStart"/>
+      <w:r>
+        <w:rPr>
+          <w:rFonts w:ascii="Times New Roman" w:hAnsi="Times New Roman" w:cs="Times New Roman"/>
+        </w:rPr>
+        <w:t>nearZeroVar</w:t>
+      </w:r>
+      <w:proofErr w:type="spellEnd"/>
+      <w:r>
+        <w:rPr>
+          <w:rFonts w:ascii="Times New Roman" w:hAnsi="Times New Roman" w:cs="Times New Roman"/>
+        </w:rPr>
+        <w:t xml:space="preserve"> function from the caret library to </w:t>
+      </w:r>
+      <w:r>
+        <w:rPr>
+          <w:rFonts w:ascii="Times New Roman" w:hAnsi="Times New Roman" w:cs="Times New Roman"/>
+        </w:rPr>
+        <w:t>identify variables with</w:t>
+      </w:r>
+      <w:r>
+        <w:rPr>
+          <w:rFonts w:ascii="Times New Roman" w:hAnsi="Times New Roman" w:cs="Times New Roman"/>
+        </w:rPr>
+        <w:t xml:space="preserve"> near zero variance to remove from the data set. We use</w:t>
+      </w:r>
+      <w:r>
+        <w:rPr>
+          <w:rFonts w:ascii="Times New Roman" w:hAnsi="Times New Roman" w:cs="Times New Roman"/>
+        </w:rPr>
+        <w:t xml:space="preserve"> </w:t>
+      </w:r>
+      <w:r>
+        <w:rPr>
+          <w:rFonts w:ascii="Times New Roman" w:hAnsi="Times New Roman" w:cs="Times New Roman"/>
+        </w:rPr>
+        <w:t xml:space="preserve">default parameters so any variable where the </w:t>
+      </w:r>
+      <w:r>
+        <w:rPr>
+          <w:rFonts w:ascii="Times New Roman" w:hAnsi="Times New Roman" w:cs="Times New Roman"/>
+        </w:rPr>
+        <w:t>ratio of the most common value to the second most common value</w:t>
+      </w:r>
+      <w:r>
+        <w:rPr>
+          <w:rFonts w:ascii="Times New Roman" w:hAnsi="Times New Roman" w:cs="Times New Roman"/>
+        </w:rPr>
+        <w:t xml:space="preserve"> is 95/5 is removed. This </w:t>
+      </w:r>
+      <w:r>
+        <w:rPr>
+          <w:rFonts w:ascii="Times New Roman" w:hAnsi="Times New Roman" w:cs="Times New Roman"/>
+        </w:rPr>
+        <w:t>removes an additional 14 variables and reduces the data set from 161 to 147 variables.</w:t>
+      </w:r>
+    </w:p>
+    <w:p>
+      <w:pPr>
+        <w:rPr>
+          <w:rFonts w:ascii="Times New Roman" w:hAnsi="Times New Roman" w:cs="Times New Roman"/>
+        </w:rPr>
+      </w:pPr>
+      <w:r>
+        <w:rPr>
+          <w:rFonts w:ascii="Times New Roman" w:hAnsi="Times New Roman" w:cs="Times New Roman"/>
+        </w:rPr>
+        <w:t xml:space="preserve">The next step is to </w:t>
+      </w:r>
+      <w:r>
+        <w:rPr>
+          <w:rFonts w:ascii="Times New Roman" w:hAnsi="Times New Roman" w:cs="Times New Roman"/>
+        </w:rPr>
+        <w:t xml:space="preserve">remove highly correlated variables. </w:t>
+      </w:r>
+      <w:r>
+        <w:rPr>
+          <w:rFonts w:ascii="Times New Roman" w:hAnsi="Times New Roman" w:cs="Times New Roman"/>
+        </w:rPr>
+        <w:t xml:space="preserve">This is accomplished with the </w:t>
+      </w:r>
+      <w:proofErr w:type="spellStart"/>
+      <w:r>
+        <w:rPr>
+          <w:rFonts w:ascii="Times New Roman" w:hAnsi="Times New Roman" w:cs="Times New Roman"/>
+        </w:rPr>
+        <w:t>findCorrelation</w:t>
+      </w:r>
+      <w:proofErr w:type="spellEnd"/>
+      <w:r>
+        <w:rPr>
+          <w:rFonts w:ascii="Times New Roman" w:hAnsi="Times New Roman" w:cs="Times New Roman"/>
+        </w:rPr>
+        <w:t xml:space="preserve"> function from the caret library. First, a correlation matrix is generated using the </w:t>
+      </w:r>
+      <w:proofErr w:type="spellStart"/>
+      <w:r>
+        <w:rPr>
+          <w:rFonts w:ascii="Times New Roman" w:hAnsi="Times New Roman" w:cs="Times New Roman"/>
+        </w:rPr>
+        <w:t>cor</w:t>
+      </w:r>
+      <w:proofErr w:type="spellEnd"/>
+      <w:r>
+        <w:rPr>
+          <w:rFonts w:ascii="Times New Roman" w:hAnsi="Times New Roman" w:cs="Times New Roman"/>
+        </w:rPr>
+        <w:t xml:space="preserve"> function </w:t>
+      </w:r>
+      <w:r>
+        <w:rPr>
+          <w:rFonts w:ascii="Times New Roman" w:hAnsi="Times New Roman" w:cs="Times New Roman"/>
+        </w:rPr>
+        <w:t>from the stats library. We select only the numeric variables (</w:t>
+      </w:r>
+      <w:r>
+        <w:rPr>
+          <w:rFonts w:ascii="Times New Roman" w:hAnsi="Times New Roman" w:cs="Times New Roman"/>
+        </w:rPr>
+        <w:t xml:space="preserve">everything except the class variable) and use </w:t>
+      </w:r>
+      <w:proofErr w:type="spellStart"/>
+      <w:r>
+        <w:rPr>
+          <w:rFonts w:ascii="Times New Roman" w:hAnsi="Times New Roman" w:cs="Times New Roman"/>
+        </w:rPr>
+        <w:t>pairwise.complete.obs</w:t>
+      </w:r>
+      <w:proofErr w:type="spellEnd"/>
+      <w:r>
+        <w:rPr>
+          <w:rFonts w:ascii="Times New Roman" w:hAnsi="Times New Roman" w:cs="Times New Roman"/>
+        </w:rPr>
+        <w:t xml:space="preserve"> parameter to ignore any missing values when calculating correlation. </w:t>
+      </w:r>
+      <w:r>
+        <w:rPr>
+          <w:rFonts w:ascii="Times New Roman" w:hAnsi="Times New Roman" w:cs="Times New Roman"/>
+        </w:rPr>
+        <w:t xml:space="preserve">The </w:t>
+      </w:r>
+      <w:proofErr w:type="spellStart"/>
+      <w:r>
+        <w:rPr>
+          <w:rFonts w:ascii="Times New Roman" w:hAnsi="Times New Roman" w:cs="Times New Roman"/>
+        </w:rPr>
+        <w:t>cor</w:t>
+      </w:r>
+      <w:proofErr w:type="spellEnd"/>
+      <w:r>
+        <w:rPr>
+          <w:rFonts w:ascii="Times New Roman" w:hAnsi="Times New Roman" w:cs="Times New Roman"/>
+        </w:rPr>
+        <w:t xml:space="preserve"> function gives a warning that some variables have a standard deviation of zero, which results in some correlation values in the resulting correlation matrix to be NA.  This is because some</w:t>
+      </w:r>
+      <w:r>
+        <w:rPr>
+          <w:rFonts w:ascii="Times New Roman" w:hAnsi="Times New Roman" w:cs="Times New Roman"/>
+        </w:rPr>
+        <w:t xml:space="preserve"> variables are entirely dependent on the response of other variables. </w:t>
+      </w:r>
+      <w:r>
+        <w:rPr>
+          <w:rFonts w:ascii="Times New Roman" w:hAnsi="Times New Roman" w:cs="Times New Roman"/>
+        </w:rPr>
+        <w:t>For example, the variables in the section “</w:t>
+      </w:r>
+      <w:r>
+        <w:rPr>
+          <w:rFonts w:ascii="Times New Roman" w:hAnsi="Times New Roman" w:cs="Times New Roman"/>
+        </w:rPr>
+        <w:t>Breast and Cervical Cancer Screening</w:t>
+      </w:r>
+      <w:r>
+        <w:rPr>
+          <w:rFonts w:ascii="Times New Roman" w:hAnsi="Times New Roman" w:cs="Times New Roman"/>
+        </w:rPr>
+        <w:t xml:space="preserve">” apply only to </w:t>
+      </w:r>
+      <w:r>
+        <w:rPr>
+          <w:rFonts w:ascii="Times New Roman" w:hAnsi="Times New Roman" w:cs="Times New Roman"/>
+        </w:rPr>
+        <w:t>women and</w:t>
+      </w:r>
+      <w:r>
+        <w:rPr>
+          <w:rFonts w:ascii="Times New Roman" w:hAnsi="Times New Roman" w:cs="Times New Roman"/>
+        </w:rPr>
+        <w:t xml:space="preserve"> are only asked when the respondent </w:t>
+      </w:r>
+      <w:r>
+        <w:rPr>
+          <w:rFonts w:ascii="Times New Roman" w:hAnsi="Times New Roman" w:cs="Times New Roman"/>
+        </w:rPr>
+        <w:t xml:space="preserve">replies that they are </w:t>
+      </w:r>
+      <w:r>
+        <w:rPr>
+          <w:rFonts w:ascii="Times New Roman" w:hAnsi="Times New Roman" w:cs="Times New Roman"/>
+        </w:rPr>
+        <w:t xml:space="preserve">a woman. </w:t>
+      </w:r>
+      <w:r>
+        <w:rPr>
+          <w:rFonts w:ascii="Times New Roman" w:hAnsi="Times New Roman" w:cs="Times New Roman"/>
+        </w:rPr>
+        <w:t xml:space="preserve">This means </w:t>
+      </w:r>
+      <w:r>
+        <w:rPr>
+          <w:rFonts w:ascii="Times New Roman" w:hAnsi="Times New Roman" w:cs="Times New Roman"/>
+        </w:rPr>
+        <w:t xml:space="preserve">that when correlation analysis is performed, the </w:t>
+      </w:r>
+      <w:r>
+        <w:rPr>
+          <w:rFonts w:ascii="Times New Roman" w:hAnsi="Times New Roman" w:cs="Times New Roman"/>
+        </w:rPr>
+        <w:t>complete pairwise observations for those va</w:t>
+      </w:r>
+      <w:r>
+        <w:rPr>
+          <w:rFonts w:ascii="Times New Roman" w:hAnsi="Times New Roman" w:cs="Times New Roman"/>
+        </w:rPr>
+        <w:t>riables</w:t>
+      </w:r>
+      <w:r>
+        <w:rPr>
+          <w:rFonts w:ascii="Times New Roman" w:hAnsi="Times New Roman" w:cs="Times New Roman"/>
+        </w:rPr>
+        <w:t xml:space="preserve"> will always have the s</w:t>
+      </w:r>
+      <w:r>
+        <w:rPr>
+          <w:rFonts w:ascii="Times New Roman" w:hAnsi="Times New Roman" w:cs="Times New Roman"/>
+        </w:rPr>
+        <w:t xml:space="preserve">ame value for one of the variables because it is a prerequisite for the other variable containing data. Therefore, these values are </w:t>
+      </w:r>
+      <w:r>
+        <w:rPr>
+          <w:rFonts w:ascii="Times New Roman" w:hAnsi="Times New Roman" w:cs="Times New Roman"/>
+        </w:rPr>
+        <w:t xml:space="preserve">perfectly correlated </w:t>
+      </w:r>
+      <w:r>
+        <w:rPr>
+          <w:rFonts w:ascii="Times New Roman" w:hAnsi="Times New Roman" w:cs="Times New Roman"/>
+        </w:rPr>
+        <w:t>and so any NA values in the correlation matrix are replaced with a value of one.</w:t>
+      </w:r>
+    </w:p>
+    <w:p>
+      <w:pPr>
+        <w:rPr>
+          <w:rFonts w:ascii="Times New Roman" w:hAnsi="Times New Roman" w:cs="Times New Roman"/>
+        </w:rPr>
+      </w:pPr>
+      <w:r>
+        <w:rPr>
+          <w:rFonts w:ascii="Times New Roman" w:hAnsi="Times New Roman" w:cs="Times New Roman"/>
+        </w:rPr>
+        <w:t xml:space="preserve">The correlation matrix is then passed to the </w:t>
+      </w:r>
+      <w:proofErr w:type="spellStart"/>
+      <w:r>
+        <w:rPr>
+          <w:rFonts w:ascii="Times New Roman" w:hAnsi="Times New Roman" w:cs="Times New Roman"/>
+        </w:rPr>
+        <w:t>findCorrelation</w:t>
+      </w:r>
+      <w:proofErr w:type="spellEnd"/>
+      <w:r>
+        <w:rPr>
+          <w:rFonts w:ascii="Times New Roman" w:hAnsi="Times New Roman" w:cs="Times New Roman"/>
+        </w:rPr>
+        <w:t xml:space="preserve"> function </w:t>
+      </w:r>
+      <w:r>
+        <w:rPr>
+          <w:rFonts w:ascii="Times New Roman" w:hAnsi="Times New Roman" w:cs="Times New Roman"/>
+        </w:rPr>
+        <w:t xml:space="preserve">with a cutoff value of 0.7, which selects only the highly correlated variables. </w:t>
+      </w:r>
+      <w:r>
+        <w:rPr>
+          <w:rFonts w:ascii="Times New Roman" w:hAnsi="Times New Roman" w:cs="Times New Roman"/>
+        </w:rPr>
+        <w:t xml:space="preserve">The function returns the highly correlated variables which are most correlated to the rest of the data </w:t>
+      </w:r>
+      <w:r>
+        <w:rPr>
+          <w:rFonts w:ascii="Times New Roman" w:hAnsi="Times New Roman" w:cs="Times New Roman"/>
+        </w:rPr>
+        <w:t xml:space="preserve">and can be removed without significant risk of losing information. </w:t>
+      </w:r>
+      <w:r>
+        <w:rPr>
+          <w:rFonts w:ascii="Times New Roman" w:hAnsi="Times New Roman" w:cs="Times New Roman"/>
+        </w:rPr>
+        <w:t xml:space="preserve">This step removes </w:t>
+      </w:r>
+      <w:r>
+        <w:rPr>
+          <w:rFonts w:ascii="Times New Roman" w:hAnsi="Times New Roman" w:cs="Times New Roman"/>
+        </w:rPr>
+        <w:t>63</w:t>
+      </w:r>
+      <w:r>
+        <w:rPr>
+          <w:rFonts w:ascii="Times New Roman" w:hAnsi="Times New Roman" w:cs="Times New Roman"/>
+        </w:rPr>
+        <w:t xml:space="preserve"> variables and reduces the data set from 147 to </w:t>
+      </w:r>
+      <w:r>
+        <w:rPr>
+          <w:rFonts w:ascii="Times New Roman" w:hAnsi="Times New Roman" w:cs="Times New Roman"/>
+        </w:rPr>
+        <w:t>84</w:t>
+      </w:r>
+      <w:r>
+        <w:rPr>
+          <w:rFonts w:ascii="Times New Roman" w:hAnsi="Times New Roman" w:cs="Times New Roman"/>
+        </w:rPr>
+        <w:t xml:space="preserve"> variables.</w:t>
+      </w:r>
+      <w:r>
+        <w:rPr>
+          <w:rFonts w:ascii="Times New Roman" w:hAnsi="Times New Roman" w:cs="Times New Roman"/>
+        </w:rPr>
+        <w:t xml:space="preserve"> </w:t>
+      </w:r>
+    </w:p>
+    <w:p>
+      <w:pPr>
+        <w:rPr>
+          <w:rFonts w:ascii="Times New Roman" w:hAnsi="Times New Roman" w:cs="Times New Roman"/>
+        </w:rPr>
+      </w:pPr>
+      <w:r>
+        <w:rPr>
+          <w:rFonts w:ascii="Times New Roman" w:hAnsi="Times New Roman" w:cs="Times New Roman"/>
+        </w:rPr>
+        <w:lastRenderedPageBreak/>
+        <w:t xml:space="preserve">Finally, we </w:t>
+      </w:r>
+      <w:r>
+        <w:rPr>
+          <w:rFonts w:ascii="Times New Roman" w:hAnsi="Times New Roman" w:cs="Times New Roman"/>
+        </w:rPr>
+        <w:t xml:space="preserve">fill in missing values to </w:t>
+      </w:r>
+      <w:r>
+        <w:rPr>
+          <w:rFonts w:ascii="Times New Roman" w:hAnsi="Times New Roman" w:cs="Times New Roman"/>
+        </w:rPr>
+        <w:t>finish cleaning the data set</w:t>
+      </w:r>
+      <w:r>
+        <w:rPr>
+          <w:rFonts w:ascii="Times New Roman" w:hAnsi="Times New Roman" w:cs="Times New Roman"/>
+        </w:rPr>
+        <w:t xml:space="preserve">. The method we chose to use </w:t>
+      </w:r>
+      <w:r>
+        <w:rPr>
+          <w:rFonts w:ascii="Times New Roman" w:hAnsi="Times New Roman" w:cs="Times New Roman"/>
+        </w:rPr>
+        <w:t xml:space="preserve">to fill missing values is </w:t>
+      </w:r>
+      <w:r>
+        <w:rPr>
+          <w:rFonts w:ascii="Times New Roman" w:hAnsi="Times New Roman" w:cs="Times New Roman"/>
+        </w:rPr>
+        <w:t xml:space="preserve">to replace NAs with the median value. </w:t>
+      </w:r>
+      <w:r>
+        <w:rPr>
+          <w:rFonts w:ascii="Times New Roman" w:hAnsi="Times New Roman" w:cs="Times New Roman"/>
+        </w:rPr>
+        <w:t>We decided to split the data into each class</w:t>
+      </w:r>
+      <w:r>
+        <w:rPr>
+          <w:rFonts w:ascii="Times New Roman" w:hAnsi="Times New Roman" w:cs="Times New Roman"/>
+        </w:rPr>
+        <w:t xml:space="preserve"> first to fill the missing values with the median of the same class. We then </w:t>
+      </w:r>
+      <w:r>
+        <w:rPr>
+          <w:rFonts w:ascii="Times New Roman" w:hAnsi="Times New Roman" w:cs="Times New Roman"/>
+        </w:rPr>
+        <w:t xml:space="preserve">merge the two split data sets back into one. This method of replacing NAs with the median is not the best choice for all </w:t>
+      </w:r>
+      <w:r>
+        <w:rPr>
+          <w:rFonts w:ascii="Times New Roman" w:hAnsi="Times New Roman" w:cs="Times New Roman"/>
+        </w:rPr>
+        <w:t>variables. For example, the variable</w:t>
+      </w:r>
+      <w:r>
+        <w:rPr>
+          <w:rFonts w:ascii="Times New Roman" w:hAnsi="Times New Roman" w:cs="Times New Roman"/>
+        </w:rPr>
+        <w:t xml:space="preserve">s in the section </w:t>
+      </w:r>
+      <w:r>
+        <w:rPr>
+          <w:rFonts w:ascii="Times New Roman" w:hAnsi="Times New Roman" w:cs="Times New Roman"/>
+        </w:rPr>
+        <w:t>“</w:t>
+      </w:r>
+      <w:r>
+        <w:rPr>
+          <w:rFonts w:ascii="Times New Roman" w:hAnsi="Times New Roman" w:cs="Times New Roman"/>
+        </w:rPr>
+        <w:t>Breast and Cervical Cancer Screening</w:t>
+      </w:r>
+      <w:r>
+        <w:rPr>
+          <w:rFonts w:ascii="Times New Roman" w:hAnsi="Times New Roman" w:cs="Times New Roman"/>
+        </w:rPr>
+        <w:t xml:space="preserve">” apply only to women. It doesn’t make sense to </w:t>
+      </w:r>
+      <w:r>
+        <w:rPr>
+          <w:rFonts w:ascii="Times New Roman" w:hAnsi="Times New Roman" w:cs="Times New Roman"/>
+        </w:rPr>
+        <w:t>assign median values of these variables to men.</w:t>
+      </w:r>
+      <w:r>
+        <w:rPr>
+          <w:rFonts w:ascii="Times New Roman" w:hAnsi="Times New Roman" w:cs="Times New Roman"/>
+        </w:rPr>
+        <w:t xml:space="preserve"> Similarly, the section </w:t>
+      </w:r>
+      <w:r>
+        <w:rPr>
+          <w:rFonts w:ascii="Times New Roman" w:hAnsi="Times New Roman" w:cs="Times New Roman"/>
+        </w:rPr>
+        <w:t>“</w:t>
+      </w:r>
+      <w:r>
+        <w:rPr>
+          <w:rFonts w:ascii="Times New Roman" w:hAnsi="Times New Roman" w:cs="Times New Roman"/>
+        </w:rPr>
+        <w:t>Prostate Cancer Screening</w:t>
+      </w:r>
+      <w:r>
+        <w:rPr>
+          <w:rFonts w:ascii="Times New Roman" w:hAnsi="Times New Roman" w:cs="Times New Roman"/>
+        </w:rPr>
+        <w:t>”</w:t>
+      </w:r>
+      <w:r>
+        <w:rPr>
+          <w:rFonts w:ascii="Times New Roman" w:hAnsi="Times New Roman" w:cs="Times New Roman"/>
+        </w:rPr>
+        <w:t xml:space="preserve"> applies only to men over the age of 40.</w:t>
+      </w:r>
+      <w:r>
+        <w:rPr>
+          <w:rFonts w:ascii="Times New Roman" w:hAnsi="Times New Roman" w:cs="Times New Roman"/>
+        </w:rPr>
+        <w:t xml:space="preserve"> </w:t>
+      </w:r>
+      <w:r>
+        <w:rPr>
+          <w:rFonts w:ascii="Times New Roman" w:hAnsi="Times New Roman" w:cs="Times New Roman"/>
+        </w:rPr>
+        <w:t xml:space="preserve">It would take </w:t>
+      </w:r>
+      <w:r>
+        <w:rPr>
+          <w:rFonts w:ascii="Times New Roman" w:hAnsi="Times New Roman" w:cs="Times New Roman"/>
+        </w:rPr>
+        <w:t>too much time and</w:t>
+      </w:r>
+      <w:r>
+        <w:rPr>
+          <w:rFonts w:ascii="Times New Roman" w:hAnsi="Times New Roman" w:cs="Times New Roman"/>
+        </w:rPr>
+        <w:t xml:space="preserve"> energy to identify </w:t>
+      </w:r>
+      <w:r>
+        <w:rPr>
+          <w:rFonts w:ascii="Times New Roman" w:hAnsi="Times New Roman" w:cs="Times New Roman"/>
+        </w:rPr>
+        <w:t>all</w:t>
+      </w:r>
+      <w:r>
+        <w:rPr>
+          <w:rFonts w:ascii="Times New Roman" w:hAnsi="Times New Roman" w:cs="Times New Roman"/>
+        </w:rPr>
+        <w:t xml:space="preserve"> these relationships among variables </w:t>
+      </w:r>
+      <w:r>
+        <w:rPr>
+          <w:rFonts w:ascii="Times New Roman" w:hAnsi="Times New Roman" w:cs="Times New Roman"/>
+        </w:rPr>
+        <w:t xml:space="preserve">manually. </w:t>
+      </w:r>
     </w:p>
     <w:sectPr>
       <w:pgSz w:w="12240" w:h="15840"/>
@@ -97,6 +944,13 @@
       </w:r>
     </w:p>
   </w:endnote>
+  <w:endnote w:type="continuationNotice" w:id="1">
+    <w:p>
+      <w:pPr>
+        <w:spacing w:after="0" w:line="240" w:lineRule="auto"/>
+      </w:pPr>
+    </w:p>
+  </w:endnote>
 </w:endnotes>
 </file>
 
@@ -122,7 +976,135 @@
       </w:r>
     </w:p>
   </w:footnote>
+  <w:footnote w:type="continuationNotice" w:id="1">
+    <w:p>
+      <w:pPr>
+        <w:spacing w:after="0" w:line="240" w:lineRule="auto"/>
+      </w:pPr>
+    </w:p>
+  </w:footnote>
 </w:footnotes>
+</file>
+
+<file path=word/numbering.xml><?xml version="1.0" encoding="utf-8"?>
+<w:numbering xmlns:wpc="http://schemas.microsoft.com/office/word/2010/wordprocessingCanvas" xmlns:cx="http://schemas.microsoft.com/office/drawing/2014/chartex" xmlns:cx1="http://schemas.microsoft.com/office/drawing/2015/9/8/chartex" xmlns:cx2="http://schemas.microsoft.com/office/drawing/2015/10/21/chartex" xmlns:cx3="http://schemas.microsoft.com/office/drawing/2016/5/9/chartex" xmlns:cx4="http://schemas.microsoft.com/office/drawing/2016/5/10/chartex" xmlns:cx5="http://schemas.microsoft.com/office/drawing/2016/5/11/chartex" xmlns:cx6="http://schemas.microsoft.com/office/drawing/2016/5/12/chartex" xmlns:cx7="http://schemas.microsoft.com/office/drawing/2016/5/13/chartex" xmlns:cx8="http://schemas.microsoft.com/office/drawing/2016/5/14/chartex" xmlns:mc="http://schemas.openxmlformats.org/markup-compatibility/2006" xmlns:aink="http://schemas.microsoft.com/office/drawing/2016/ink" xmlns:am3d="http://schemas.microsoft.com/office/drawing/2017/model3d" xmlns:o="urn:schemas-microsoft-com:office:office" xmlns:oel="http://schemas.microsoft.com/office/2019/extlst" xmlns:r="http://schemas.openxmlformats.org/officeDocument/2006/relationships" xmlns:m="http://schemas.openxmlformats.org/officeDocument/2006/math" xmlns:v="urn:schemas-microsoft-com:vml" xmlns:wp14="http://schemas.microsoft.com/office/word/2010/wordprocessingDrawing" xmlns:wp="http://schemas.openxmlformats.org/drawingml/2006/wordprocessingDrawing" xmlns:w10="urn:schemas-microsoft-com:office:word" xmlns:w="http://schemas.openxmlformats.org/wordprocessingml/2006/main" xmlns:w14="http://schemas.microsoft.com/office/word/2010/wordml" xmlns:w15="http://schemas.microsoft.com/office/word/2012/wordml" xmlns:w16cex="http://schemas.microsoft.com/office/word/2018/wordml/cex" xmlns:w16cid="http://schemas.microsoft.com/office/word/2016/wordml/cid" xmlns:w16="http://schemas.microsoft.com/office/word/2018/wordml" xmlns:w16sdtdh="http://schemas.microsoft.com/office/word/2020/wordml/sdtdatahash" xmlns:w16se="http://schemas.microsoft.com/office/word/2015/wordml/symex" xmlns:wpg="http://schemas.microsoft.com/office/word/2010/wordprocessingGroup" xmlns:wpi="http://schemas.microsoft.com/office/word/2010/wordprocessingInk" xmlns:wne="http://schemas.microsoft.com/office/word/2006/wordml" xmlns:wps="http://schemas.microsoft.com/office/word/2010/wordprocessingShape" mc:Ignorable="w14 w15 w16se w16cid w16 w16cex w16sdtdh wp14">
+  <w:abstractNum w:abstractNumId="0" w15:restartNumberingAfterBreak="0">
+    <w:nsid w:val="62AF1A03"/>
+    <w:multiLevelType w:val="hybridMultilevel"/>
+    <w:tmpl w:val="124899D2"/>
+    <w:lvl w:ilvl="0" w:tplc="04090001">
+      <w:start w:val="1"/>
+      <w:numFmt w:val="bullet"/>
+      <w:lvlText w:val=""/>
+      <w:lvlJc w:val="left"/>
+      <w:pPr>
+        <w:ind w:left="720" w:hanging="360"/>
+      </w:pPr>
+      <w:rPr>
+        <w:rFonts w:ascii="Symbol" w:hAnsi="Symbol" w:hint="default"/>
+      </w:rPr>
+    </w:lvl>
+    <w:lvl w:ilvl="1" w:tplc="04090003" w:tentative="1">
+      <w:start w:val="1"/>
+      <w:numFmt w:val="bullet"/>
+      <w:lvlText w:val="o"/>
+      <w:lvlJc w:val="left"/>
+      <w:pPr>
+        <w:ind w:left="1440" w:hanging="360"/>
+      </w:pPr>
+      <w:rPr>
+        <w:rFonts w:ascii="Courier New" w:hAnsi="Courier New" w:cs="Courier New" w:hint="default"/>
+      </w:rPr>
+    </w:lvl>
+    <w:lvl w:ilvl="2" w:tplc="04090005" w:tentative="1">
+      <w:start w:val="1"/>
+      <w:numFmt w:val="bullet"/>
+      <w:lvlText w:val=""/>
+      <w:lvlJc w:val="left"/>
+      <w:pPr>
+        <w:ind w:left="2160" w:hanging="360"/>
+      </w:pPr>
+      <w:rPr>
+        <w:rFonts w:ascii="Wingdings" w:hAnsi="Wingdings" w:hint="default"/>
+      </w:rPr>
+    </w:lvl>
+    <w:lvl w:ilvl="3" w:tplc="04090001" w:tentative="1">
+      <w:start w:val="1"/>
+      <w:numFmt w:val="bullet"/>
+      <w:lvlText w:val=""/>
+      <w:lvlJc w:val="left"/>
+      <w:pPr>
+        <w:ind w:left="2880" w:hanging="360"/>
+      </w:pPr>
+      <w:rPr>
+        <w:rFonts w:ascii="Symbol" w:hAnsi="Symbol" w:hint="default"/>
+      </w:rPr>
+    </w:lvl>
+    <w:lvl w:ilvl="4" w:tplc="04090003" w:tentative="1">
+      <w:start w:val="1"/>
+      <w:numFmt w:val="bullet"/>
+      <w:lvlText w:val="o"/>
+      <w:lvlJc w:val="left"/>
+      <w:pPr>
+        <w:ind w:left="3600" w:hanging="360"/>
+      </w:pPr>
+      <w:rPr>
+        <w:rFonts w:ascii="Courier New" w:hAnsi="Courier New" w:cs="Courier New" w:hint="default"/>
+      </w:rPr>
+    </w:lvl>
+    <w:lvl w:ilvl="5" w:tplc="04090005" w:tentative="1">
+      <w:start w:val="1"/>
+      <w:numFmt w:val="bullet"/>
+      <w:lvlText w:val=""/>
+      <w:lvlJc w:val="left"/>
+      <w:pPr>
+        <w:ind w:left="4320" w:hanging="360"/>
+      </w:pPr>
+      <w:rPr>
+        <w:rFonts w:ascii="Wingdings" w:hAnsi="Wingdings" w:hint="default"/>
+      </w:rPr>
+    </w:lvl>
+    <w:lvl w:ilvl="6" w:tplc="04090001" w:tentative="1">
+      <w:start w:val="1"/>
+      <w:numFmt w:val="bullet"/>
+      <w:lvlText w:val=""/>
+      <w:lvlJc w:val="left"/>
+      <w:pPr>
+        <w:ind w:left="5040" w:hanging="360"/>
+      </w:pPr>
+      <w:rPr>
+        <w:rFonts w:ascii="Symbol" w:hAnsi="Symbol" w:hint="default"/>
+      </w:rPr>
+    </w:lvl>
+    <w:lvl w:ilvl="7" w:tplc="04090003" w:tentative="1">
+      <w:start w:val="1"/>
+      <w:numFmt w:val="bullet"/>
+      <w:lvlText w:val="o"/>
+      <w:lvlJc w:val="left"/>
+      <w:pPr>
+        <w:ind w:left="5760" w:hanging="360"/>
+      </w:pPr>
+      <w:rPr>
+        <w:rFonts w:ascii="Courier New" w:hAnsi="Courier New" w:cs="Courier New" w:hint="default"/>
+      </w:rPr>
+    </w:lvl>
+    <w:lvl w:ilvl="8" w:tplc="04090005" w:tentative="1">
+      <w:start w:val="1"/>
+      <w:numFmt w:val="bullet"/>
+      <w:lvlText w:val=""/>
+      <w:lvlJc w:val="left"/>
+      <w:pPr>
+        <w:ind w:left="6480" w:hanging="360"/>
+      </w:pPr>
+      <w:rPr>
+        <w:rFonts w:ascii="Wingdings" w:hAnsi="Wingdings" w:hint="default"/>
+      </w:rPr>
+    </w:lvl>
+  </w:abstractNum>
+  <w:num w:numId="1" w16cid:durableId="1375691758">
+    <w:abstractNumId w:val="0"/>
+  </w:num>
+</w:numbering>
 </file>
 
 <file path=word/styles.xml><?xml version="1.0" encoding="utf-8"?>
@@ -597,6 +1579,17 @@
     <w:uiPriority w:val="99"/>
     <w:rsid w:val="0072244A"/>
   </w:style>
+  <w:style w:type="paragraph" w:styleId="ListParagraph">
+    <w:name w:val="List Paragraph"/>
+    <w:basedOn w:val="Normal"/>
+    <w:uiPriority w:val="34"/>
+    <w:qFormat/>
+    <w:rsid w:val="001042B2"/>
+    <w:pPr>
+      <w:ind w:left="720"/>
+      <w:contextualSpacing/>
+    </w:pPr>
+  </w:style>
 </w:styles>
 </file>
 
